--- a/examples/prediction/doc/01-arima-baseline.docx
+++ b/examples/prediction/doc/01-arima-baseline.docx
@@ -228,7 +228,7 @@
         <w:rPr>
           <w:rStyle w:val="DecValTok"/>
         </w:rPr>
-        <w:t xml:space="preserve">0</w:t>
+        <w:t xml:space="preserve">1</w:t>
       </w:r>
       <w:r>
         <w:rPr>
@@ -479,7 +479,7 @@
               <a:graphicData uri="http://schemas.openxmlformats.org/drawingml/2006/picture">
                 <pic:pic>
                   <pic:nvPicPr>
-                    <pic:cNvPr descr="/home/gpca/tspredit/examples/prediction/doc/01-arima-baseline_files/2311a3ccdefa9666c559bd154e42236a6cdf3fea.png" id="11" name="Picture"/>
+                    <pic:cNvPr descr="C:\Git\cefet-rj-dal\tspredit\examples\prediction\doc\01-arima-baseline_files/716a4d1e457f97618aa46ca41f6f38e17df76816.png" id="11" name="Picture"/>
                     <pic:cNvPicPr>
                       <a:picLocks noChangeArrowheads="1" noChangeAspect="1"/>
                     </pic:cNvPicPr>
@@ -1153,7 +1153,7 @@
         <w:rPr>
           <w:rStyle w:val="VerbatimChar"/>
         </w:rPr>
-        <w:t xml:space="preserve">## [1] 8.076802e-09</w:t>
+        <w:t xml:space="preserve">## [1] 8.073772e-09</w:t>
       </w:r>
     </w:p>
     <w:p>
@@ -1435,7 +1435,7 @@
         <w:rPr>
           <w:rStyle w:val="VerbatimChar"/>
         </w:rPr>
-        <w:t xml:space="preserve">## [1]  0.41211881  0.17388946 -0.07515026 -0.31951936 -0.54401966</w:t>
+        <w:t xml:space="preserve">## [1]  0.41211864  0.17388950 -0.07515067 -0.31951916 -0.54402029</w:t>
       </w:r>
       <w:r>
         <w:br/>
@@ -1462,7 +1462,7 @@
         <w:rPr>
           <w:rStyle w:val="VerbatimChar"/>
         </w:rPr>
-        <w:t xml:space="preserve">## [1] 3.10581e-06</w:t>
+        <w:t xml:space="preserve">## [1] 1.605749e-06</w:t>
       </w:r>
       <w:r>
         <w:br/>
@@ -1489,7 +1489,7 @@
         <w:rPr>
           <w:rStyle w:val="VerbatimChar"/>
         </w:rPr>
-        <w:t xml:space="preserve">## [1] 5.935781e-13</w:t>
+        <w:t xml:space="preserve">## [1] 1.812958e-13</w:t>
       </w:r>
       <w:r>
         <w:br/>
@@ -1543,16 +1543,16 @@
         <w:rPr>
           <w:rStyle w:val="VerbatimChar"/>
         </w:rPr>
-        <w:t xml:space="preserve">##            mse       smape R2</w:t>
-      </w:r>
-      <w:r>
-        <w:br/>
-      </w:r>
-      <w:r>
-        <w:rPr>
-          <w:rStyle w:val="VerbatimChar"/>
-        </w:rPr>
-        <w:t xml:space="preserve">## 1 5.935781e-13 3.10581e-06  1</w:t>
+        <w:t xml:space="preserve">##            mse        smape R2</w:t>
+      </w:r>
+      <w:r>
+        <w:br/>
+      </w:r>
+      <w:r>
+        <w:rPr>
+          <w:rStyle w:val="VerbatimChar"/>
+        </w:rPr>
+        <w:t xml:space="preserve">## 1 1.812958e-13 1.605749e-06  1</w:t>
       </w:r>
     </w:p>
     <w:p>
@@ -1783,7 +1783,7 @@
               <a:graphicData uri="http://schemas.openxmlformats.org/drawingml/2006/picture">
                 <pic:pic>
                   <pic:nvPicPr>
-                    <pic:cNvPr descr="/home/gpca/tspredit/examples/prediction/doc/01-arima-baseline_files/be37f67dff92aa513a3e7c7af1b36ef50e2e0492.png" id="14" name="Picture"/>
+                    <pic:cNvPr descr="C:\Git\cefet-rj-dal\tspredit\examples\prediction\doc\01-arima-baseline_files/3c1bb56095c0573567c7c4a38547cc3b5e91e323.png" id="14" name="Picture"/>
                     <pic:cNvPicPr>
                       <a:picLocks noChangeArrowheads="1" noChangeAspect="1"/>
                     </pic:cNvPicPr>
@@ -1833,7 +1833,7 @@
         <w:t xml:space="preserve"> </w:t>
       </w:r>
       <w:r>
-        <w:t xml:space="preserve">- R. J. Hyndman and Y. Khandakar (2008). Automatic time series forecasting: The forecast package for R. Journal of Statistical Software, 27(3), 1–22.</w:t>
+        <w:t xml:space="preserve">- R. J. Hyndman and Y. Khandakar (2008). Automatic time series forecasting: The forecast package for R. Journal of Statistical Software, 27(3), 1â€“22.</w:t>
       </w:r>
       <w:r>
         <w:t xml:space="preserve"> </w:t>

--- a/examples/prediction/doc/01-arima-baseline.docx
+++ b/examples/prediction/doc/01-arima-baseline.docx
@@ -479,7 +479,7 @@
               <a:graphicData uri="http://schemas.openxmlformats.org/drawingml/2006/picture">
                 <pic:pic>
                   <pic:nvPicPr>
-                    <pic:cNvPr descr="C:\Git\cefet-rj-dal\tspredit\examples\prediction\doc\01-arima-baseline_files/716a4d1e457f97618aa46ca41f6f38e17df76816.png" id="11" name="Picture"/>
+                    <pic:cNvPr descr="C:\Git\dal\tspredit\examples\prediction\doc\01-arima-baseline_files/716a4d1e457f97618aa46ca41f6f38e17df76816.png" id="11" name="Picture"/>
                     <pic:cNvPicPr>
                       <a:picLocks noChangeArrowheads="1" noChangeAspect="1"/>
                     </pic:cNvPicPr>
@@ -1783,7 +1783,7 @@
               <a:graphicData uri="http://schemas.openxmlformats.org/drawingml/2006/picture">
                 <pic:pic>
                   <pic:nvPicPr>
-                    <pic:cNvPr descr="C:\Git\cefet-rj-dal\tspredit\examples\prediction\doc\01-arima-baseline_files/3c1bb56095c0573567c7c4a38547cc3b5e91e323.png" id="14" name="Picture"/>
+                    <pic:cNvPr descr="C:\Git\dal\tspredit\examples\prediction\doc\01-arima-baseline_files/3c1bb56095c0573567c7c4a38547cc3b5e91e323.png" id="14" name="Picture"/>
                     <pic:cNvPicPr>
                       <a:picLocks noChangeArrowheads="1" noChangeAspect="1"/>
                     </pic:cNvPicPr>

--- a/examples/prediction/doc/01-arima-baseline.docx
+++ b/examples/prediction/doc/01-arima-baseline.docx
@@ -479,7 +479,7 @@
               <a:graphicData uri="http://schemas.openxmlformats.org/drawingml/2006/picture">
                 <pic:pic>
                   <pic:nvPicPr>
-                    <pic:cNvPr descr="C:\Git\dal\tspredit\examples\prediction\doc\01-arima-baseline_files/716a4d1e457f97618aa46ca41f6f38e17df76816.png" id="11" name="Picture"/>
+                    <pic:cNvPr descr="/home/gpca/tspredit/examples/prediction/doc/01-arima-baseline_files/2311a3ccdefa9666c559bd154e42236a6cdf3fea.png" id="11" name="Picture"/>
                     <pic:cNvPicPr>
                       <a:picLocks noChangeArrowheads="1" noChangeAspect="1"/>
                     </pic:cNvPicPr>
@@ -1153,7 +1153,7 @@
         <w:rPr>
           <w:rStyle w:val="VerbatimChar"/>
         </w:rPr>
-        <w:t xml:space="preserve">## [1] 8.073772e-09</w:t>
+        <w:t xml:space="preserve">## [1] 8.076802e-09</w:t>
       </w:r>
     </w:p>
     <w:p>
@@ -1435,7 +1435,7 @@
         <w:rPr>
           <w:rStyle w:val="VerbatimChar"/>
         </w:rPr>
-        <w:t xml:space="preserve">## [1]  0.41211864  0.17388950 -0.07515067 -0.31951916 -0.54402029</w:t>
+        <w:t xml:space="preserve">## [1]  0.41211881  0.17388946 -0.07515026 -0.31951936 -0.54401966</w:t>
       </w:r>
       <w:r>
         <w:br/>
@@ -1462,7 +1462,7 @@
         <w:rPr>
           <w:rStyle w:val="VerbatimChar"/>
         </w:rPr>
-        <w:t xml:space="preserve">## [1] 1.605749e-06</w:t>
+        <w:t xml:space="preserve">## [1] 3.10581e-06</w:t>
       </w:r>
       <w:r>
         <w:br/>
@@ -1489,7 +1489,7 @@
         <w:rPr>
           <w:rStyle w:val="VerbatimChar"/>
         </w:rPr>
-        <w:t xml:space="preserve">## [1] 1.812958e-13</w:t>
+        <w:t xml:space="preserve">## [1] 5.935781e-13</w:t>
       </w:r>
       <w:r>
         <w:br/>
@@ -1543,16 +1543,16 @@
         <w:rPr>
           <w:rStyle w:val="VerbatimChar"/>
         </w:rPr>
-        <w:t xml:space="preserve">##            mse        smape R2</w:t>
-      </w:r>
-      <w:r>
-        <w:br/>
-      </w:r>
-      <w:r>
-        <w:rPr>
-          <w:rStyle w:val="VerbatimChar"/>
-        </w:rPr>
-        <w:t xml:space="preserve">## 1 1.812958e-13 1.605749e-06  1</w:t>
+        <w:t xml:space="preserve">##            mse       smape R2</w:t>
+      </w:r>
+      <w:r>
+        <w:br/>
+      </w:r>
+      <w:r>
+        <w:rPr>
+          <w:rStyle w:val="VerbatimChar"/>
+        </w:rPr>
+        <w:t xml:space="preserve">## 1 5.935781e-13 3.10581e-06  1</w:t>
       </w:r>
     </w:p>
     <w:p>
@@ -1783,7 +1783,7 @@
               <a:graphicData uri="http://schemas.openxmlformats.org/drawingml/2006/picture">
                 <pic:pic>
                   <pic:nvPicPr>
-                    <pic:cNvPr descr="C:\Git\dal\tspredit\examples\prediction\doc\01-arima-baseline_files/3c1bb56095c0573567c7c4a38547cc3b5e91e323.png" id="14" name="Picture"/>
+                    <pic:cNvPr descr="/home/gpca/tspredit/examples/prediction/doc/01-arima-baseline_files/be37f67dff92aa513a3e7c7af1b36ef50e2e0492.png" id="14" name="Picture"/>
                     <pic:cNvPicPr>
                       <a:picLocks noChangeArrowheads="1" noChangeAspect="1"/>
                     </pic:cNvPicPr>
